--- a/core/src/core/usecases/documents/builtin/blanks/offer-short.docx
+++ b/core/src/core/usecases/documents/builtin/blanks/offer-short.docx
@@ -15,7 +15,7 @@
         <w:spacing w:after="0" w:line="240" w:lineRule="auto"/>
         <w:jc w:val="center"/>
         <w:rPr>
-          <w:rFonts w:ascii="Arial" w:hAnsi="Arial" w:cs="Arial"/>
+          <w:rFonts w:ascii="Arial" w:hAnsi="Arial" w:cs="Arial" w:eastAsia="Arial"/>
           <w:i/>
           <w:iCs/>
           <w:sz w:val="12"/>
@@ -24,7 +24,7 @@
       </w:pPr>
       <w:r>
         <w:rPr>
-          <w:rFonts w:ascii="Arial" w:hAnsi="Arial" w:cs="Arial"/>
+          <w:rFonts w:ascii="Arial" w:hAnsi="Arial" w:cs="Arial" w:eastAsia="Arial"/>
           <w:i/>
           <w:iCs/>
           <w:sz w:val="12"/>
@@ -38,7 +38,7 @@
         <w:spacing w:after="0" w:line="240" w:lineRule="auto"/>
         <w:jc w:val="center"/>
         <w:rPr>
-          <w:rFonts w:ascii="Arial" w:hAnsi="Arial" w:cs="Arial"/>
+          <w:rFonts w:ascii="Arial" w:hAnsi="Arial" w:cs="Arial" w:eastAsia="Arial"/>
           <w:i/>
           <w:iCs/>
           <w:sz w:val="12"/>
@@ -51,7 +51,7 @@
         <w:spacing w:after="0" w:line="240" w:lineRule="auto"/>
         <w:jc w:val="center"/>
         <w:rPr>
-          <w:rFonts w:ascii="Arial" w:hAnsi="Arial" w:cs="Arial"/>
+          <w:rFonts w:ascii="Arial" w:hAnsi="Arial" w:cs="Arial" w:eastAsia="Arial"/>
           <w:i/>
           <w:iCs/>
           <w:sz w:val="12"/>
@@ -64,7 +64,7 @@
         <w:spacing w:after="0" w:line="240" w:lineRule="auto"/>
         <w:jc w:val="center"/>
         <w:rPr>
-          <w:rFonts w:ascii="Arial" w:hAnsi="Arial" w:cs="Arial"/>
+          <w:rFonts w:ascii="Arial" w:hAnsi="Arial" w:cs="Arial" w:eastAsia="Arial"/>
           <w:i/>
           <w:iCs/>
           <w:sz w:val="12"/>
@@ -77,7 +77,7 @@
         <w:spacing w:after="0" w:line="240" w:lineRule="auto"/>
         <w:jc w:val="center"/>
         <w:rPr>
-          <w:rFonts w:ascii="Arial" w:hAnsi="Arial" w:cs="Arial"/>
+          <w:rFonts w:ascii="Arial" w:hAnsi="Arial" w:cs="Arial" w:eastAsia="Arial"/>
           <w:i/>
           <w:iCs/>
           <w:sz w:val="12"/>
@@ -90,7 +90,7 @@
         <w:spacing w:after="0" w:line="240" w:lineRule="auto"/>
         <w:jc w:val="center"/>
         <w:rPr>
-          <w:rFonts w:ascii="Arial" w:hAnsi="Arial" w:cs="Arial"/>
+          <w:rFonts w:ascii="Arial" w:hAnsi="Arial" w:cs="Arial" w:eastAsia="Arial"/>
           <w:i/>
           <w:iCs/>
           <w:sz w:val="12"/>
@@ -103,7 +103,7 @@
         <w:spacing w:after="0" w:line="240" w:lineRule="auto"/>
         <w:jc w:val="right"/>
         <w:rPr>
-          <w:rFonts w:ascii="Arial" w:hAnsi="Arial" w:cs="Arial"/>
+          <w:rFonts w:ascii="Arial" w:hAnsi="Arial" w:cs="Arial" w:eastAsia="Arial"/>
           <w:i/>
           <w:iCs/>
           <w:sz w:val="20"/>
@@ -112,7 +112,7 @@
       </w:pPr>
       <w:r>
         <w:rPr>
-          <w:rFonts w:ascii="Arial" w:hAnsi="Arial" w:cs="Arial"/>
+          <w:rFonts w:ascii="Arial" w:hAnsi="Arial" w:cs="Arial" w:eastAsia="Arial"/>
           <w:i/>
           <w:iCs/>
           <w:sz w:val="20"/>
@@ -126,7 +126,7 @@
         <w:spacing w:after="0" w:line="240" w:lineRule="auto"/>
         <w:jc w:val="right"/>
         <w:rPr>
-          <w:rFonts w:ascii="Arial" w:hAnsi="Arial" w:cs="Arial"/>
+          <w:rFonts w:ascii="Arial" w:hAnsi="Arial" w:cs="Arial" w:eastAsia="Arial"/>
           <w:i/>
           <w:iCs/>
           <w:sz w:val="20"/>
@@ -135,7 +135,7 @@
       </w:pPr>
       <w:r>
         <w:rPr>
-          <w:rFonts w:ascii="Arial" w:hAnsi="Arial" w:cs="Arial"/>
+          <w:rFonts w:ascii="Arial" w:hAnsi="Arial" w:cs="Arial" w:eastAsia="Arial"/>
           <w:i/>
           <w:iCs/>
           <w:sz w:val="20"/>
@@ -149,7 +149,7 @@
         <w:spacing w:after="0" w:line="240" w:lineRule="auto"/>
         <w:jc w:val="right"/>
         <w:rPr>
-          <w:rFonts w:ascii="Arial" w:hAnsi="Arial" w:cs="Arial"/>
+          <w:rFonts w:ascii="Arial" w:hAnsi="Arial" w:cs="Arial" w:eastAsia="Arial"/>
           <w:i/>
           <w:iCs/>
           <w:sz w:val="20"/>
@@ -162,7 +162,7 @@
         <w:spacing w:after="0" w:line="240" w:lineRule="auto"/>
         <w:jc w:val="right"/>
         <w:rPr>
-          <w:rFonts w:ascii="Arial" w:hAnsi="Arial" w:cs="Arial"/>
+          <w:rFonts w:ascii="Arial" w:hAnsi="Arial" w:cs="Arial" w:eastAsia="Arial"/>
           <w:i/>
           <w:iCs/>
           <w:sz w:val="20"/>
@@ -175,7 +175,7 @@
         <w:spacing w:after="0" w:line="240" w:lineRule="auto"/>
         <w:jc w:val="right"/>
         <w:rPr>
-          <w:rFonts w:ascii="Arial" w:hAnsi="Arial" w:cs="Arial"/>
+          <w:rFonts w:ascii="Arial" w:hAnsi="Arial" w:cs="Arial" w:eastAsia="Arial"/>
           <w:i/>
           <w:iCs/>
           <w:sz w:val="20"/>
@@ -188,7 +188,7 @@
         <w:spacing w:after="0" w:line="240" w:lineRule="auto"/>
         <w:jc w:val="right"/>
         <w:rPr>
-          <w:rFonts w:ascii="Arial" w:hAnsi="Arial" w:cs="Arial"/>
+          <w:rFonts w:ascii="Arial" w:hAnsi="Arial" w:cs="Arial" w:eastAsia="Arial"/>
           <w:i/>
           <w:iCs/>
           <w:sz w:val="20"/>
@@ -201,7 +201,7 @@
         <w:spacing w:after="0" w:line="240" w:lineRule="auto"/>
         <w:jc w:val="right"/>
         <w:rPr>
-          <w:rFonts w:ascii="Arial" w:hAnsi="Arial" w:cs="Arial"/>
+          <w:rFonts w:ascii="Arial" w:hAnsi="Arial" w:cs="Arial" w:eastAsia="Arial"/>
           <w:i/>
           <w:iCs/>
           <w:sz w:val="20"/>
@@ -214,7 +214,7 @@
         <w:spacing w:after="0" w:line="240" w:lineRule="auto"/>
         <w:jc w:val="center"/>
         <w:rPr>
-          <w:rFonts w:ascii="Arial" w:hAnsi="Arial" w:cs="Arial"/>
+          <w:rFonts w:ascii="Arial" w:hAnsi="Arial" w:cs="Arial" w:eastAsia="Arial"/>
           <w:b/>
           <w:bCs/>
           <w:sz w:val="20"/>
@@ -223,13 +223,13 @@
       </w:pPr>
       <w:r>
         <w:rPr>
-          <w:rFonts w:ascii="Arial" w:hAnsi="Arial" w:cs="Arial"/>
+          <w:rFonts w:ascii="Arial" w:hAnsi="Arial" w:cs="Arial" w:eastAsia="Arial"/>
           <w:b/>
           <w:bCs/>
           <w:sz w:val="20"/>
           <w:szCs w:val="20"/>
         </w:rPr>
-        <w:t>КОММЕРЧЕСКОЕ ПРЕДЛОЖЕНИЕ.</w:t>
+        <w:t>КОММЕРЧЕСКОЕ ПРЕДЛОЖЕНИЕ</w:t>
       </w:r>
     </w:p>
     <w:p>
@@ -237,7 +237,7 @@
         <w:spacing w:after="0" w:line="240" w:lineRule="auto"/>
         <w:jc w:val="center"/>
         <w:rPr>
-          <w:rFonts w:ascii="Arial" w:hAnsi="Arial" w:cs="Arial"/>
+          <w:rFonts w:ascii="Arial" w:hAnsi="Arial" w:cs="Arial" w:eastAsia="Arial"/>
           <w:b/>
           <w:bCs/>
           <w:sz w:val="20"/>
@@ -250,14 +250,14 @@
         <w:spacing w:after="0" w:line="240" w:lineRule="auto"/>
         <w:jc w:val="both"/>
         <w:rPr>
-          <w:rFonts w:ascii="Arial" w:hAnsi="Arial" w:cs="Arial"/>
+          <w:rFonts w:ascii="Arial" w:hAnsi="Arial" w:cs="Arial" w:eastAsia="Arial"/>
           <w:sz w:val="20"/>
           <w:szCs w:val="20"/>
         </w:rPr>
       </w:pPr>
       <w:r>
         <w:rPr>
-          <w:rFonts w:ascii="Arial" w:hAnsi="Arial" w:cs="Arial"/>
+          <w:rFonts w:ascii="Arial" w:hAnsi="Arial" w:cs="Arial" w:eastAsia="Arial"/>
           <w:sz w:val="20"/>
           <w:szCs w:val="20"/>
         </w:rPr>
@@ -265,7 +265,7 @@
       </w:r>
       <w:r>
         <w:rPr>
-          <w:rFonts w:ascii="Arial" w:hAnsi="Arial" w:cs="Arial"/>
+          <w:rFonts w:ascii="Arial" w:hAnsi="Arial" w:cs="Arial" w:eastAsia="Arial"/>
           <w:sz w:val="20"/>
           <w:szCs w:val="20"/>
         </w:rPr>
@@ -277,7 +277,7 @@
         <w:spacing w:after="0" w:line="240" w:lineRule="auto"/>
         <w:jc w:val="right"/>
         <w:rPr>
-          <w:rFonts w:ascii="Arial" w:hAnsi="Arial" w:cs="Arial"/>
+          <w:rFonts w:ascii="Arial" w:hAnsi="Arial" w:cs="Arial" w:eastAsia="Arial"/>
           <w:i/>
           <w:iCs/>
           <w:sz w:val="20"/>
@@ -289,14 +289,14 @@
       <w:pPr>
         <w:spacing w:after="0" w:line="240" w:lineRule="auto"/>
         <w:rPr>
-          <w:rFonts w:ascii="Arial" w:hAnsi="Arial" w:cs="Arial"/>
+          <w:rFonts w:ascii="Arial" w:hAnsi="Arial" w:cs="Arial" w:eastAsia="Arial"/>
           <w:sz w:val="20"/>
           <w:szCs w:val="20"/>
         </w:rPr>
       </w:pPr>
       <w:r>
         <w:rPr>
-          <w:rFonts w:ascii="Arial" w:hAnsi="Arial" w:cs="Arial"/>
+          <w:rFonts w:ascii="Arial" w:hAnsi="Arial" w:cs="Arial" w:eastAsia="Arial"/>
           <w:sz w:val="20"/>
           <w:szCs w:val="20"/>
         </w:rPr>
@@ -307,7 +307,7 @@
       <w:pPr>
         <w:spacing w:after="0" w:line="240" w:lineRule="auto"/>
         <w:rPr>
-          <w:rFonts w:ascii="Arial" w:hAnsi="Arial" w:cs="Arial"/>
+          <w:rFonts w:ascii="Arial" w:hAnsi="Arial" w:cs="Arial" w:eastAsia="Arial"/>
           <w:sz w:val="20"/>
           <w:szCs w:val="20"/>
         </w:rPr>
@@ -348,14 +348,14 @@
               <w:spacing w:after="0" w:line="240" w:lineRule="auto"/>
               <w:jc w:val="center"/>
               <w:rPr>
-                <w:rFonts w:ascii="Arial" w:hAnsi="Arial" w:cs="Arial"/>
+                <w:rFonts w:ascii="Arial" w:hAnsi="Arial" w:cs="Arial" w:eastAsia="Arial"/>
                 <w:sz w:val="20"/>
                 <w:szCs w:val="20"/>
               </w:rPr>
             </w:pPr>
             <w:r>
               <w:rPr>
-                <w:rFonts w:ascii="Arial" w:hAnsi="Arial" w:cs="Arial"/>
+                <w:rFonts w:ascii="Arial" w:hAnsi="Arial" w:cs="Arial" w:eastAsia="Arial"/>
                 <w:sz w:val="20"/>
                 <w:szCs w:val="20"/>
               </w:rPr>
@@ -372,14 +372,14 @@
               <w:spacing w:after="0" w:line="240" w:lineRule="auto"/>
               <w:jc w:val="center"/>
               <w:rPr>
-                <w:rFonts w:ascii="Arial" w:hAnsi="Arial" w:cs="Arial"/>
+                <w:rFonts w:ascii="Arial" w:hAnsi="Arial" w:cs="Arial" w:eastAsia="Arial"/>
                 <w:sz w:val="20"/>
                 <w:szCs w:val="20"/>
               </w:rPr>
             </w:pPr>
             <w:r>
               <w:rPr>
-                <w:rFonts w:ascii="Arial" w:hAnsi="Arial" w:cs="Arial"/>
+                <w:rFonts w:ascii="Arial" w:hAnsi="Arial" w:cs="Arial" w:eastAsia="Arial"/>
                 <w:sz w:val="20"/>
                 <w:szCs w:val="20"/>
               </w:rPr>
@@ -396,14 +396,14 @@
               <w:spacing w:after="0" w:line="240" w:lineRule="auto"/>
               <w:jc w:val="center"/>
               <w:rPr>
-                <w:rFonts w:ascii="Arial" w:hAnsi="Arial" w:cs="Arial"/>
+                <w:rFonts w:ascii="Arial" w:hAnsi="Arial" w:cs="Arial" w:eastAsia="Arial"/>
                 <w:sz w:val="20"/>
                 <w:szCs w:val="20"/>
               </w:rPr>
             </w:pPr>
             <w:r>
               <w:rPr>
-                <w:rFonts w:ascii="Arial" w:hAnsi="Arial" w:cs="Arial"/>
+                <w:rFonts w:ascii="Arial" w:hAnsi="Arial" w:cs="Arial" w:eastAsia="Arial"/>
                 <w:sz w:val="20"/>
                 <w:szCs w:val="20"/>
               </w:rPr>
@@ -420,7 +420,7 @@
               <w:spacing w:after="0" w:line="240" w:lineRule="auto"/>
               <w:jc w:val="center"/>
               <w:rPr>
-                <w:rFonts w:ascii="Arial" w:hAnsi="Arial" w:cs="Arial"/>
+                <w:rFonts w:ascii="Arial" w:hAnsi="Arial" w:cs="Arial" w:eastAsia="Arial"/>
                 <w:sz w:val="20"/>
                 <w:szCs w:val="20"/>
               </w:rPr>
@@ -428,7 +428,7 @@
             <w:proofErr w:type="spellStart"/>
             <w:r>
               <w:rPr>
-                <w:rFonts w:ascii="Arial" w:hAnsi="Arial" w:cs="Arial"/>
+                <w:rFonts w:ascii="Arial" w:hAnsi="Arial" w:cs="Arial" w:eastAsia="Arial"/>
                 <w:sz w:val="20"/>
                 <w:szCs w:val="20"/>
               </w:rPr>
@@ -437,7 +437,7 @@
             <w:proofErr w:type="spellEnd"/>
             <w:r>
               <w:rPr>
-                <w:rFonts w:ascii="Arial" w:hAnsi="Arial" w:cs="Arial"/>
+                <w:rFonts w:ascii="Arial" w:hAnsi="Arial" w:cs="Arial" w:eastAsia="Arial"/>
                 <w:sz w:val="20"/>
                 <w:szCs w:val="20"/>
               </w:rPr>
@@ -454,14 +454,14 @@
               <w:spacing w:after="0" w:line="240" w:lineRule="auto"/>
               <w:jc w:val="center"/>
               <w:rPr>
-                <w:rFonts w:ascii="Arial" w:hAnsi="Arial" w:cs="Arial"/>
+                <w:rFonts w:ascii="Arial" w:hAnsi="Arial" w:cs="Arial" w:eastAsia="Arial"/>
                 <w:sz w:val="20"/>
                 <w:szCs w:val="20"/>
               </w:rPr>
             </w:pPr>
             <w:r>
               <w:rPr>
-                <w:rFonts w:ascii="Arial" w:hAnsi="Arial" w:cs="Arial"/>
+                <w:rFonts w:ascii="Arial" w:hAnsi="Arial" w:cs="Arial" w:eastAsia="Arial"/>
                 <w:sz w:val="20"/>
                 <w:szCs w:val="20"/>
               </w:rPr>
@@ -478,14 +478,14 @@
               <w:spacing w:after="0" w:line="240" w:lineRule="auto"/>
               <w:jc w:val="center"/>
               <w:rPr>
-                <w:rFonts w:ascii="Arial" w:hAnsi="Arial" w:cs="Arial"/>
+                <w:rFonts w:ascii="Arial" w:hAnsi="Arial" w:cs="Arial" w:eastAsia="Arial"/>
                 <w:sz w:val="20"/>
                 <w:szCs w:val="20"/>
               </w:rPr>
             </w:pPr>
             <w:r>
               <w:rPr>
-                <w:rFonts w:ascii="Arial" w:hAnsi="Arial" w:cs="Arial"/>
+                <w:rFonts w:ascii="Arial" w:hAnsi="Arial" w:cs="Arial" w:eastAsia="Arial"/>
                 <w:sz w:val="20"/>
                 <w:szCs w:val="20"/>
               </w:rPr>
@@ -506,14 +506,14 @@
             <w:pPr>
               <w:spacing w:after="0" w:line="240" w:lineRule="auto"/>
               <w:rPr>
-                <w:rFonts w:ascii="Arial" w:hAnsi="Arial" w:cs="Arial"/>
+                <w:rFonts w:ascii="Arial" w:hAnsi="Arial" w:cs="Arial" w:eastAsia="Arial"/>
                 <w:sz w:val="20"/>
                 <w:szCs w:val="20"/>
               </w:rPr>
             </w:pPr>
             <w:r>
               <w:rPr>
-                <w:rFonts w:ascii="Arial" w:hAnsi="Arial" w:cs="Arial"/>
+                <w:rFonts w:ascii="Arial" w:hAnsi="Arial" w:cs="Arial" w:eastAsia="Arial"/>
                 <w:sz w:val="20"/>
                 <w:szCs w:val="20"/>
               </w:rPr>
@@ -529,14 +529,14 @@
             <w:pPr>
               <w:spacing w:after="0" w:line="240" w:lineRule="auto"/>
               <w:rPr>
-                <w:rFonts w:ascii="Arial" w:hAnsi="Arial" w:cs="Arial"/>
+                <w:rFonts w:ascii="Arial" w:hAnsi="Arial" w:cs="Arial" w:eastAsia="Arial"/>
                 <w:sz w:val="20"/>
                 <w:szCs w:val="20"/>
               </w:rPr>
             </w:pPr>
             <w:r>
               <w:rPr>
-                <w:rFonts w:ascii="Arial" w:hAnsi="Arial" w:cs="Arial"/>
+                <w:rFonts w:ascii="Arial" w:hAnsi="Arial" w:cs="Arial" w:eastAsia="Arial"/>
                 <w:sz w:val="20"/>
                 <w:szCs w:val="20"/>
               </w:rPr>
@@ -552,14 +552,14 @@
             <w:pPr>
               <w:spacing w:after="0" w:line="240" w:lineRule="auto"/>
               <w:rPr>
-                <w:rFonts w:ascii="Arial" w:hAnsi="Arial" w:cs="Arial"/>
+                <w:rFonts w:ascii="Arial" w:hAnsi="Arial" w:cs="Arial" w:eastAsia="Arial"/>
                 <w:sz w:val="20"/>
                 <w:szCs w:val="20"/>
               </w:rPr>
             </w:pPr>
             <w:r>
               <w:rPr>
-                <w:rFonts w:ascii="Arial" w:hAnsi="Arial" w:cs="Arial"/>
+                <w:rFonts w:ascii="Arial" w:hAnsi="Arial" w:cs="Arial" w:eastAsia="Arial"/>
                 <w:sz w:val="20"/>
                 <w:szCs w:val="20"/>
               </w:rPr>
@@ -575,14 +575,14 @@
             <w:pPr>
               <w:spacing w:after="0" w:line="240" w:lineRule="auto"/>
               <w:rPr>
-                <w:rFonts w:ascii="Arial" w:hAnsi="Arial" w:cs="Arial"/>
+                <w:rFonts w:ascii="Arial" w:hAnsi="Arial" w:cs="Arial" w:eastAsia="Arial"/>
                 <w:sz w:val="20"/>
                 <w:szCs w:val="20"/>
               </w:rPr>
             </w:pPr>
             <w:r>
               <w:rPr>
-                <w:rFonts w:ascii="Arial" w:hAnsi="Arial" w:cs="Arial"/>
+                <w:rFonts w:ascii="Arial" w:hAnsi="Arial" w:cs="Arial" w:eastAsia="Arial"/>
                 <w:sz w:val="20"/>
                 <w:szCs w:val="20"/>
               </w:rPr>
@@ -598,14 +598,14 @@
             <w:pPr>
               <w:spacing w:after="0" w:line="240" w:lineRule="auto"/>
               <w:rPr>
-                <w:rFonts w:ascii="Arial" w:hAnsi="Arial" w:cs="Arial"/>
+                <w:rFonts w:ascii="Arial" w:hAnsi="Arial" w:cs="Arial" w:eastAsia="Arial"/>
                 <w:sz w:val="20"/>
                 <w:szCs w:val="20"/>
               </w:rPr>
             </w:pPr>
             <w:r>
               <w:rPr>
-                <w:rFonts w:ascii="Arial" w:hAnsi="Arial" w:cs="Arial"/>
+                <w:rFonts w:ascii="Arial" w:hAnsi="Arial" w:cs="Arial" w:eastAsia="Arial"/>
                 <w:sz w:val="20"/>
                 <w:szCs w:val="20"/>
               </w:rPr>
@@ -621,304 +621,19 @@
             <w:pPr>
               <w:spacing w:after="0" w:line="240" w:lineRule="auto"/>
               <w:rPr>
-                <w:rFonts w:ascii="Arial" w:hAnsi="Arial" w:cs="Arial"/>
+                <w:rFonts w:ascii="Arial" w:hAnsi="Arial" w:cs="Arial" w:eastAsia="Arial"/>
                 <w:sz w:val="20"/>
                 <w:szCs w:val="20"/>
               </w:rPr>
             </w:pPr>
             <w:r>
               <w:rPr>
-                <w:rFonts w:ascii="Arial" w:hAnsi="Arial" w:cs="Arial"/>
+                <w:rFonts w:ascii="Arial" w:hAnsi="Arial" w:cs="Arial" w:eastAsia="Arial"/>
                 <w:sz w:val="20"/>
                 <w:szCs w:val="20"/>
               </w:rPr>
               <w:t xml:space="preserve">{{total}}</w:t>
             </w:r>
-          </w:p>
-        </w:tc>
-      </w:tr>
-      <w:tr>
-        <w:trPr>
-          <w:trHeight w:val="380"/>
-        </w:trPr>
-        <w:tc>
-          <w:tcPr>
-            <w:tcW w:w="518" w:type="dxa"/>
-          </w:tcPr>
-          <w:p>
-            <w:pPr>
-              <w:spacing w:after="0" w:line="240" w:lineRule="auto"/>
-              <w:rPr>
-                <w:rFonts w:ascii="Arial" w:hAnsi="Arial" w:cs="Arial"/>
-                <w:sz w:val="20"/>
-                <w:szCs w:val="20"/>
-              </w:rPr>
-            </w:pPr>
-          </w:p>
-        </w:tc>
-        <w:tc>
-          <w:tcPr>
-            <w:tcW w:w="3072" w:type="dxa"/>
-          </w:tcPr>
-          <w:p>
-            <w:pPr>
-              <w:spacing w:after="0" w:line="240" w:lineRule="auto"/>
-              <w:rPr>
-                <w:rFonts w:ascii="Arial" w:hAnsi="Arial" w:cs="Arial"/>
-                <w:sz w:val="20"/>
-                <w:szCs w:val="20"/>
-              </w:rPr>
-            </w:pPr>
-          </w:p>
-        </w:tc>
-        <w:tc>
-          <w:tcPr>
-            <w:tcW w:w="630" w:type="dxa"/>
-          </w:tcPr>
-          <w:p>
-            <w:pPr>
-              <w:spacing w:after="0" w:line="240" w:lineRule="auto"/>
-              <w:rPr>
-                <w:rFonts w:ascii="Arial" w:hAnsi="Arial" w:cs="Arial"/>
-                <w:sz w:val="20"/>
-                <w:szCs w:val="20"/>
-              </w:rPr>
-            </w:pPr>
-          </w:p>
-        </w:tc>
-        <w:tc>
-          <w:tcPr>
-            <w:tcW w:w="800" w:type="dxa"/>
-          </w:tcPr>
-          <w:p>
-            <w:pPr>
-              <w:spacing w:after="0" w:line="240" w:lineRule="auto"/>
-              <w:rPr>
-                <w:rFonts w:ascii="Arial" w:hAnsi="Arial" w:cs="Arial"/>
-                <w:sz w:val="20"/>
-                <w:szCs w:val="20"/>
-              </w:rPr>
-            </w:pPr>
-          </w:p>
-        </w:tc>
-        <w:tc>
-          <w:tcPr>
-            <w:tcW w:w="2250" w:type="dxa"/>
-          </w:tcPr>
-          <w:p>
-            <w:pPr>
-              <w:spacing w:after="0" w:line="240" w:lineRule="auto"/>
-              <w:rPr>
-                <w:rFonts w:ascii="Arial" w:hAnsi="Arial" w:cs="Arial"/>
-                <w:sz w:val="20"/>
-                <w:szCs w:val="20"/>
-              </w:rPr>
-            </w:pPr>
-          </w:p>
-        </w:tc>
-        <w:tc>
-          <w:tcPr>
-            <w:tcW w:w="2030" w:type="dxa"/>
-          </w:tcPr>
-          <w:p>
-            <w:pPr>
-              <w:spacing w:after="0" w:line="240" w:lineRule="auto"/>
-              <w:rPr>
-                <w:rFonts w:ascii="Arial" w:hAnsi="Arial" w:cs="Arial"/>
-                <w:sz w:val="20"/>
-                <w:szCs w:val="20"/>
-              </w:rPr>
-            </w:pPr>
-          </w:p>
-        </w:tc>
-      </w:tr>
-      <w:tr>
-        <w:trPr>
-          <w:trHeight w:val="420"/>
-        </w:trPr>
-        <w:tc>
-          <w:tcPr>
-            <w:tcW w:w="518" w:type="dxa"/>
-          </w:tcPr>
-          <w:p>
-            <w:pPr>
-              <w:spacing w:after="0" w:line="240" w:lineRule="auto"/>
-              <w:rPr>
-                <w:rFonts w:ascii="Arial" w:hAnsi="Arial" w:cs="Arial"/>
-                <w:sz w:val="20"/>
-                <w:szCs w:val="20"/>
-              </w:rPr>
-            </w:pPr>
-          </w:p>
-        </w:tc>
-        <w:tc>
-          <w:tcPr>
-            <w:tcW w:w="3072" w:type="dxa"/>
-          </w:tcPr>
-          <w:p>
-            <w:pPr>
-              <w:spacing w:after="0" w:line="240" w:lineRule="auto"/>
-              <w:rPr>
-                <w:rFonts w:ascii="Arial" w:hAnsi="Arial" w:cs="Arial"/>
-                <w:sz w:val="20"/>
-                <w:szCs w:val="20"/>
-              </w:rPr>
-            </w:pPr>
-          </w:p>
-        </w:tc>
-        <w:tc>
-          <w:tcPr>
-            <w:tcW w:w="630" w:type="dxa"/>
-          </w:tcPr>
-          <w:p>
-            <w:pPr>
-              <w:spacing w:after="0" w:line="240" w:lineRule="auto"/>
-              <w:rPr>
-                <w:rFonts w:ascii="Arial" w:hAnsi="Arial" w:cs="Arial"/>
-                <w:sz w:val="20"/>
-                <w:szCs w:val="20"/>
-              </w:rPr>
-            </w:pPr>
-          </w:p>
-        </w:tc>
-        <w:tc>
-          <w:tcPr>
-            <w:tcW w:w="800" w:type="dxa"/>
-          </w:tcPr>
-          <w:p>
-            <w:pPr>
-              <w:spacing w:after="0" w:line="240" w:lineRule="auto"/>
-              <w:rPr>
-                <w:rFonts w:ascii="Arial" w:hAnsi="Arial" w:cs="Arial"/>
-                <w:sz w:val="20"/>
-                <w:szCs w:val="20"/>
-              </w:rPr>
-            </w:pPr>
-          </w:p>
-        </w:tc>
-        <w:tc>
-          <w:tcPr>
-            <w:tcW w:w="2250" w:type="dxa"/>
-          </w:tcPr>
-          <w:p>
-            <w:pPr>
-              <w:spacing w:after="0" w:line="240" w:lineRule="auto"/>
-              <w:rPr>
-                <w:rFonts w:ascii="Arial" w:hAnsi="Arial" w:cs="Arial"/>
-                <w:sz w:val="20"/>
-                <w:szCs w:val="20"/>
-              </w:rPr>
-            </w:pPr>
-          </w:p>
-        </w:tc>
-        <w:tc>
-          <w:tcPr>
-            <w:tcW w:w="2030" w:type="dxa"/>
-          </w:tcPr>
-          <w:p>
-            <w:pPr>
-              <w:spacing w:after="0" w:line="240" w:lineRule="auto"/>
-              <w:rPr>
-                <w:rFonts w:ascii="Arial" w:hAnsi="Arial" w:cs="Arial"/>
-                <w:sz w:val="20"/>
-                <w:szCs w:val="20"/>
-              </w:rPr>
-            </w:pPr>
-          </w:p>
-        </w:tc>
-      </w:tr>
-      <w:tr>
-        <w:trPr>
-          <w:trHeight w:val="400"/>
-        </w:trPr>
-        <w:tc>
-          <w:tcPr>
-            <w:tcW w:w="518" w:type="dxa"/>
-          </w:tcPr>
-          <w:p>
-            <w:pPr>
-              <w:spacing w:after="0" w:line="240" w:lineRule="auto"/>
-              <w:rPr>
-                <w:rFonts w:ascii="Arial" w:hAnsi="Arial" w:cs="Arial"/>
-                <w:sz w:val="20"/>
-                <w:szCs w:val="20"/>
-              </w:rPr>
-            </w:pPr>
-          </w:p>
-        </w:tc>
-        <w:tc>
-          <w:tcPr>
-            <w:tcW w:w="3072" w:type="dxa"/>
-          </w:tcPr>
-          <w:p>
-            <w:pPr>
-              <w:spacing w:after="0" w:line="240" w:lineRule="auto"/>
-              <w:rPr>
-                <w:rFonts w:ascii="Arial" w:hAnsi="Arial" w:cs="Arial"/>
-                <w:sz w:val="20"/>
-                <w:szCs w:val="20"/>
-              </w:rPr>
-            </w:pPr>
-          </w:p>
-        </w:tc>
-        <w:tc>
-          <w:tcPr>
-            <w:tcW w:w="630" w:type="dxa"/>
-          </w:tcPr>
-          <w:p>
-            <w:pPr>
-              <w:spacing w:after="0" w:line="240" w:lineRule="auto"/>
-              <w:rPr>
-                <w:rFonts w:ascii="Arial" w:hAnsi="Arial" w:cs="Arial"/>
-                <w:sz w:val="20"/>
-                <w:szCs w:val="20"/>
-              </w:rPr>
-            </w:pPr>
-          </w:p>
-        </w:tc>
-        <w:tc>
-          <w:tcPr>
-            <w:tcW w:w="800" w:type="dxa"/>
-          </w:tcPr>
-          <w:p>
-            <w:pPr>
-              <w:spacing w:after="0" w:line="240" w:lineRule="auto"/>
-              <w:rPr>
-                <w:rFonts w:ascii="Arial" w:hAnsi="Arial" w:cs="Arial"/>
-                <w:sz w:val="20"/>
-                <w:szCs w:val="20"/>
-              </w:rPr>
-            </w:pPr>
-          </w:p>
-        </w:tc>
-        <w:tc>
-          <w:tcPr>
-            <w:tcW w:w="2250" w:type="dxa"/>
-          </w:tcPr>
-          <w:p>
-            <w:pPr>
-              <w:spacing w:after="0" w:line="240" w:lineRule="auto"/>
-              <w:rPr>
-                <w:rFonts w:ascii="Arial" w:hAnsi="Arial" w:cs="Arial"/>
-                <w:sz w:val="20"/>
-                <w:szCs w:val="20"/>
-              </w:rPr>
-            </w:pPr>
-          </w:p>
-        </w:tc>
-        <w:tc>
-          <w:tcPr>
-            <w:tcW w:w="2030" w:type="dxa"/>
-          </w:tcPr>
-          <w:p>
-            <w:pPr>
-              <w:spacing w:after="0" w:line="240" w:lineRule="auto"/>
-              <w:rPr>
-                <w:rFonts w:ascii="Arial" w:hAnsi="Arial" w:cs="Arial"/>
-                <w:sz w:val="20"/>
-                <w:szCs w:val="20"/>
-              </w:rPr>
-            </w:pPr>
           </w:p>
         </w:tc>
       </w:tr>
@@ -935,14 +650,14 @@
             <w:pPr>
               <w:spacing w:after="0" w:line="240" w:lineRule="auto"/>
               <w:rPr>
-                <w:rFonts w:ascii="Arial" w:hAnsi="Arial" w:cs="Arial"/>
+                <w:rFonts w:ascii="Arial" w:hAnsi="Arial" w:cs="Arial" w:eastAsia="Arial"/>
                 <w:sz w:val="20"/>
                 <w:szCs w:val="20"/>
               </w:rPr>
             </w:pPr>
             <w:r>
               <w:rPr>
-                <w:rFonts w:ascii="Arial" w:hAnsi="Arial" w:cs="Arial"/>
+                <w:rFonts w:ascii="Arial" w:hAnsi="Arial" w:cs="Arial" w:eastAsia="Arial"/>
                 <w:sz w:val="20"/>
                 <w:szCs w:val="20"/>
               </w:rPr>
@@ -958,14 +673,14 @@
             <w:pPr>
               <w:spacing w:after="0" w:line="240" w:lineRule="auto"/>
               <w:rPr>
-                <w:rFonts w:ascii="Arial" w:hAnsi="Arial" w:cs="Arial"/>
+                <w:rFonts w:ascii="Arial" w:hAnsi="Arial" w:cs="Arial" w:eastAsia="Arial"/>
                 <w:sz w:val="20"/>
                 <w:szCs w:val="20"/>
               </w:rPr>
             </w:pPr>
             <w:r>
               <w:rPr>
-                <w:rFonts w:ascii="Arial" w:hAnsi="Arial" w:cs="Arial"/>
+                <w:rFonts w:ascii="Arial" w:hAnsi="Arial" w:cs="Arial" w:eastAsia="Arial"/>
                 <w:sz w:val="20"/>
                 <w:szCs w:val="20"/>
               </w:rPr>
@@ -979,7 +694,7 @@
       <w:pPr>
         <w:spacing w:after="0" w:line="240" w:lineRule="auto"/>
         <w:rPr>
-          <w:rFonts w:ascii="Arial" w:hAnsi="Arial" w:cs="Arial"/>
+          <w:rFonts w:ascii="Arial" w:hAnsi="Arial" w:cs="Arial" w:eastAsia="Arial"/>
           <w:sz w:val="20"/>
           <w:szCs w:val="20"/>
         </w:rPr>
@@ -990,7 +705,7 @@
         <w:spacing w:after="0" w:line="240" w:lineRule="auto"/>
         <w:jc w:val="right"/>
         <w:rPr>
-          <w:rFonts w:ascii="Arial" w:hAnsi="Arial" w:cs="Arial"/>
+          <w:rFonts w:ascii="Arial" w:hAnsi="Arial" w:cs="Arial" w:eastAsia="Arial"/>
           <w:i/>
           <w:iCs/>
           <w:sz w:val="20"/>
@@ -1003,14 +718,14 @@
         <w:spacing w:after="0" w:line="240" w:lineRule="auto"/>
         <w:jc w:val="both"/>
         <w:rPr>
-          <w:rFonts w:ascii="Arial" w:hAnsi="Arial" w:cs="Arial"/>
+          <w:rFonts w:ascii="Arial" w:hAnsi="Arial" w:cs="Arial" w:eastAsia="Arial"/>
           <w:sz w:val="20"/>
           <w:szCs w:val="20"/>
         </w:rPr>
       </w:pPr>
       <w:r>
         <w:rPr>
-          <w:rFonts w:ascii="Arial" w:hAnsi="Arial" w:cs="Arial"/>
+          <w:rFonts w:ascii="Arial" w:hAnsi="Arial" w:cs="Arial" w:eastAsia="Arial"/>
           <w:sz w:val="20"/>
           <w:szCs w:val="20"/>
         </w:rPr>
@@ -1019,7 +734,7 @@
       <w:proofErr w:type="gramStart"/>
       <w:r>
         <w:rPr>
-          <w:rFonts w:ascii="Arial" w:hAnsi="Arial" w:cs="Arial"/>
+          <w:rFonts w:ascii="Arial" w:hAnsi="Arial" w:cs="Arial" w:eastAsia="Arial"/>
           <w:sz w:val="20"/>
           <w:szCs w:val="20"/>
         </w:rPr>
@@ -1028,7 +743,7 @@
       <w:proofErr w:type="gramEnd"/>
       <w:r>
         <w:rPr>
-          <w:rFonts w:ascii="Arial" w:hAnsi="Arial" w:cs="Arial"/>
+          <w:rFonts w:ascii="Arial" w:hAnsi="Arial" w:cs="Arial" w:eastAsia="Arial"/>
           <w:sz w:val="20"/>
           <w:szCs w:val="20"/>
         </w:rPr>
@@ -1040,7 +755,7 @@
         <w:spacing w:after="0" w:line="240" w:lineRule="auto"/>
         <w:jc w:val="both"/>
         <w:rPr>
-          <w:rFonts w:ascii="Arial" w:hAnsi="Arial" w:cs="Arial"/>
+          <w:rFonts w:ascii="Arial" w:hAnsi="Arial" w:cs="Arial" w:eastAsia="Arial"/>
           <w:sz w:val="20"/>
           <w:szCs w:val="20"/>
         </w:rPr>
@@ -1051,7 +766,7 @@
         <w:spacing w:after="0" w:line="240" w:lineRule="auto"/>
         <w:jc w:val="both"/>
         <w:rPr>
-          <w:rFonts w:ascii="Arial" w:hAnsi="Arial" w:cs="Arial"/>
+          <w:rFonts w:ascii="Arial" w:hAnsi="Arial" w:cs="Arial" w:eastAsia="Arial"/>
           <w:sz w:val="20"/>
           <w:szCs w:val="20"/>
         </w:rPr>
@@ -1062,7 +777,7 @@
         <w:spacing w:after="0" w:line="240" w:lineRule="auto"/>
         <w:jc w:val="both"/>
         <w:rPr>
-          <w:rFonts w:ascii="Arial" w:hAnsi="Arial" w:cs="Arial"/>
+          <w:rFonts w:ascii="Arial" w:hAnsi="Arial" w:cs="Arial" w:eastAsia="Arial"/>
           <w:sz w:val="20"/>
           <w:szCs w:val="20"/>
         </w:rPr>
@@ -1073,7 +788,7 @@
         <w:spacing w:after="0" w:line="240" w:lineRule="auto"/>
         <w:jc w:val="both"/>
         <w:rPr>
-          <w:rFonts w:ascii="Arial" w:hAnsi="Arial" w:cs="Arial"/>
+          <w:rFonts w:ascii="Arial" w:hAnsi="Arial" w:cs="Arial" w:eastAsia="Arial"/>
           <w:sz w:val="20"/>
           <w:szCs w:val="20"/>
         </w:rPr>
@@ -1084,14 +799,14 @@
         <w:spacing w:after="0" w:line="240" w:lineRule="auto"/>
         <w:jc w:val="both"/>
         <w:rPr>
-          <w:rFonts w:ascii="Arial" w:hAnsi="Arial" w:cs="Arial"/>
+          <w:rFonts w:ascii="Arial" w:hAnsi="Arial" w:cs="Arial" w:eastAsia="Arial"/>
           <w:sz w:val="20"/>
           <w:szCs w:val="20"/>
         </w:rPr>
       </w:pPr>
       <w:r>
         <w:rPr>
-          <w:rFonts w:ascii="Arial" w:hAnsi="Arial" w:cs="Arial"/>
+          <w:rFonts w:ascii="Arial" w:hAnsi="Arial" w:cs="Arial" w:eastAsia="Arial"/>
           <w:sz w:val="20"/>
           <w:szCs w:val="20"/>
         </w:rPr>
@@ -1103,14 +818,14 @@
         <w:spacing w:after="0" w:line="240" w:lineRule="auto"/>
         <w:jc w:val="both"/>
         <w:rPr>
-          <w:rFonts w:ascii="Arial" w:hAnsi="Arial" w:cs="Arial"/>
+          <w:rFonts w:ascii="Arial" w:hAnsi="Arial" w:cs="Arial" w:eastAsia="Arial"/>
           <w:sz w:val="20"/>
           <w:szCs w:val="20"/>
         </w:rPr>
       </w:pPr>
       <w:r>
         <w:rPr>
-          <w:rFonts w:ascii="Arial" w:hAnsi="Arial" w:cs="Arial"/>
+          <w:rFonts w:ascii="Arial" w:hAnsi="Arial" w:cs="Arial" w:eastAsia="Arial"/>
           <w:sz w:val="20"/>
           <w:szCs w:val="20"/>
         </w:rPr>
@@ -1122,7 +837,7 @@
         <w:spacing w:after="0" w:line="240" w:lineRule="auto"/>
         <w:jc w:val="both"/>
         <w:rPr>
-          <w:rFonts w:ascii="Arial" w:hAnsi="Arial" w:cs="Arial"/>
+          <w:rFonts w:ascii="Arial" w:hAnsi="Arial" w:cs="Arial" w:eastAsia="Arial"/>
           <w:sz w:val="20"/>
           <w:szCs w:val="20"/>
         </w:rPr>
@@ -1133,7 +848,7 @@
         <w:spacing w:after="0" w:line="240" w:lineRule="auto"/>
         <w:jc w:val="both"/>
         <w:rPr>
-          <w:rFonts w:ascii="Arial" w:hAnsi="Arial" w:cs="Arial"/>
+          <w:rFonts w:ascii="Arial" w:hAnsi="Arial" w:cs="Arial" w:eastAsia="Arial"/>
           <w:sz w:val="20"/>
           <w:szCs w:val="20"/>
         </w:rPr>
@@ -1144,7 +859,7 @@
         <w:spacing w:after="0" w:line="240" w:lineRule="auto"/>
         <w:jc w:val="both"/>
         <w:rPr>
-          <w:rFonts w:ascii="Arial" w:hAnsi="Arial" w:cs="Arial"/>
+          <w:rFonts w:ascii="Arial" w:hAnsi="Arial" w:cs="Arial" w:eastAsia="Arial"/>
           <w:sz w:val="20"/>
           <w:szCs w:val="20"/>
         </w:rPr>
@@ -1155,7 +870,7 @@
         <w:spacing w:after="0" w:line="240" w:lineRule="auto"/>
         <w:jc w:val="both"/>
         <w:rPr>
-          <w:rFonts w:ascii="Arial" w:hAnsi="Arial" w:cs="Arial"/>
+          <w:rFonts w:ascii="Arial" w:hAnsi="Arial" w:cs="Arial" w:eastAsia="Arial"/>
           <w:sz w:val="20"/>
           <w:szCs w:val="20"/>
         </w:rPr>
@@ -1166,7 +881,7 @@
         <w:spacing w:after="0" w:line="240" w:lineRule="auto"/>
         <w:jc w:val="both"/>
         <w:rPr>
-          <w:rFonts w:ascii="Arial" w:hAnsi="Arial" w:cs="Arial"/>
+          <w:rFonts w:ascii="Arial" w:hAnsi="Arial" w:cs="Arial" w:eastAsia="Arial"/>
           <w:sz w:val="20"/>
           <w:szCs w:val="20"/>
         </w:rPr>
@@ -1177,7 +892,7 @@
         <w:spacing w:after="0" w:line="240" w:lineRule="auto"/>
         <w:jc w:val="both"/>
         <w:rPr>
-          <w:rFonts w:ascii="Arial" w:hAnsi="Arial" w:cs="Arial"/>
+          <w:rFonts w:ascii="Arial" w:hAnsi="Arial" w:cs="Arial" w:eastAsia="Arial"/>
           <w:sz w:val="20"/>
           <w:szCs w:val="20"/>
         </w:rPr>
@@ -1188,7 +903,7 @@
         <w:spacing w:after="0" w:line="240" w:lineRule="auto"/>
         <w:jc w:val="both"/>
         <w:rPr>
-          <w:rFonts w:ascii="Arial" w:hAnsi="Arial" w:cs="Arial"/>
+          <w:rFonts w:ascii="Arial" w:hAnsi="Arial" w:cs="Arial" w:eastAsia="Arial"/>
           <w:sz w:val="20"/>
           <w:szCs w:val="20"/>
         </w:rPr>
@@ -1199,7 +914,7 @@
         <w:spacing w:after="0" w:line="240" w:lineRule="auto"/>
         <w:jc w:val="both"/>
         <w:rPr>
-          <w:rFonts w:ascii="Arial" w:hAnsi="Arial" w:cs="Arial"/>
+          <w:rFonts w:ascii="Arial" w:hAnsi="Arial" w:cs="Arial" w:eastAsia="Arial"/>
           <w:sz w:val="20"/>
           <w:szCs w:val="20"/>
         </w:rPr>
@@ -1210,7 +925,7 @@
         <w:spacing w:after="0" w:line="240" w:lineRule="auto"/>
         <w:jc w:val="both"/>
         <w:rPr>
-          <w:rFonts w:ascii="Arial" w:hAnsi="Arial" w:cs="Arial"/>
+          <w:rFonts w:ascii="Arial" w:hAnsi="Arial" w:cs="Arial" w:eastAsia="Arial"/>
           <w:sz w:val="20"/>
           <w:szCs w:val="20"/>
         </w:rPr>
@@ -1221,7 +936,7 @@
         <w:spacing w:after="0" w:line="240" w:lineRule="auto"/>
         <w:jc w:val="both"/>
         <w:rPr>
-          <w:rFonts w:ascii="Arial" w:hAnsi="Arial" w:cs="Arial"/>
+          <w:rFonts w:ascii="Arial" w:hAnsi="Arial" w:cs="Arial" w:eastAsia="Arial"/>
           <w:sz w:val="20"/>
           <w:szCs w:val="20"/>
         </w:rPr>
@@ -1232,14 +947,14 @@
         <w:spacing w:after="0" w:line="240" w:lineRule="auto"/>
         <w:jc w:val="both"/>
         <w:rPr>
-          <w:rFonts w:ascii="Arial" w:hAnsi="Arial" w:cs="Arial"/>
+          <w:rFonts w:ascii="Arial" w:hAnsi="Arial" w:cs="Arial" w:eastAsia="Arial"/>
           <w:sz w:val="20"/>
           <w:szCs w:val="20"/>
         </w:rPr>
       </w:pPr>
       <w:r>
         <w:rPr>
-          <w:rFonts w:ascii="Arial" w:hAnsi="Arial" w:cs="Arial"/>
+          <w:rFonts w:ascii="Arial" w:hAnsi="Arial" w:cs="Arial" w:eastAsia="Arial"/>
           <w:sz w:val="20"/>
           <w:szCs w:val="20"/>
         </w:rPr>
@@ -1322,7 +1037,7 @@
   <w:docDefaults>
     <w:rPrDefault>
       <w:rPr>
-        <w:rFonts w:asciiTheme="minorHAnsi" w:eastAsiaTheme="minorHAnsi" w:hAnsiTheme="minorHAnsi" w:cstheme="minorBidi"/>
+        <w:rFonts w:ascii="Arial" w:hAnsi="Arial" w:cs="Arial" w:eastAsia="Arial"/>
         <w:sz w:val="22"/>
         <w:szCs w:val="22"/>
         <w:lang w:val="ru-RU" w:eastAsia="en-US" w:bidi="ar-SA"/>
@@ -1798,7 +1513,7 @@
       <w:spacing w:before="100" w:beforeAutospacing="1" w:after="100" w:afterAutospacing="1" w:line="240" w:lineRule="auto"/>
     </w:pPr>
     <w:rPr>
-      <w:rFonts w:ascii="Times New Roman" w:eastAsia="Times New Roman" w:hAnsi="Times New Roman" w:cs="Times New Roman"/>
+      <w:rFonts w:ascii="Arial" w:eastAsia="Arial" w:hAnsi="Arial" w:cs="Arial"/>
       <w:sz w:val="24"/>
       <w:szCs w:val="24"/>
       <w:lang w:eastAsia="ru-RU"/>
@@ -1862,7 +1577,7 @@
     </a:clrScheme>
     <a:fontScheme name="Стандартная">
       <a:majorFont>
-        <a:latin typeface="Calibri Light" panose="020F0302020204030204"/>
+        <a:latin typeface="Arial" panose="020F0302020204030204"/>
         <a:ea typeface=""/>
         <a:cs typeface=""/>
         <a:font script="Jpan" typeface="游ゴシック Light"/>
@@ -1914,7 +1629,7 @@
         <a:font script="Tfng" typeface="Ebrima"/>
       </a:majorFont>
       <a:minorFont>
-        <a:latin typeface="Calibri" panose="020F0502020204030204"/>
+        <a:latin typeface="Arial" panose="020F0502020204030204"/>
         <a:ea typeface=""/>
         <a:cs typeface=""/>
         <a:font script="Jpan" typeface="游明朝"/>

--- a/core/src/core/usecases/documents/builtin/blanks/offer-short.docx
+++ b/core/src/core/usecases/documents/builtin/blanks/offer-short.docx
@@ -30,7 +30,7 @@
           <w:sz w:val="12"/>
           <w:szCs w:val="12"/>
         </w:rPr>
-        <w:t xml:space="preserve">{{seller_name}}, ИНН {{seller_inn}}, {{seller_address}}, тел. {{seller_phone}}</w:t>
+        <w:t xml:space="preserve">{{seller_name}}[[, ИНН {{seller_inn}}]][[, {{seller_address}}]][[, тел. {{seller_phone}}]]</w:t>
       </w:r>
     </w:p>
     <w:p>
@@ -118,7 +118,7 @@
           <w:sz w:val="20"/>
           <w:szCs w:val="20"/>
         </w:rPr>
-        <w:t xml:space="preserve">Кому {{client_recipient}}</w:t>
+        <w:t xml:space="preserve">[[Кому {{client_recipient}}]]</w:t>
       </w:r>
     </w:p>
     <w:p>
@@ -958,7 +958,7 @@
           <w:sz w:val="20"/>
           <w:szCs w:val="20"/>
         </w:rPr>
-        <w:t xml:space="preserve">Исполнитель: {{seller_contact}}, тел. {{seller_phone}}</w:t>
+        <w:t xml:space="preserve">[[Исполнитель: {{seller_contact}}]][[, тел. {{seller_phone}}]]</w:t>
       </w:r>
     </w:p>
     <w:sectPr>
